--- a/assets/templates/word/plan_work.docx
+++ b/assets/templates/word/plan_work.docx
@@ -1,17 +1,28 @@
 
 <file path=word/document.xml><?xml version="1.0" encoding="utf-8"?>
-<w:document xmlns:wpc="http://schemas.microsoft.com/office/word/2010/wordprocessingCanvas" xmlns:mo="http://schemas.microsoft.com/office/mac/office/2008/main" xmlns:mc="http://schemas.openxmlformats.org/markup-compatibility/2006" xmlns:mv="urn:schemas-microsoft-com:mac:vml" xmlns:o="urn:schemas-microsoft-com:office:office" xmlns:r="http://schemas.openxmlformats.org/officeDocument/2006/relationships" xmlns:m="http://schemas.openxmlformats.org/officeDocument/2006/math" xmlns:v="urn:schemas-microsoft-com:vml" xmlns:wp14="http://schemas.microsoft.com/office/word/2010/wordprocessingDrawing" xmlns:wp="http://schemas.openxmlformats.org/drawingml/2006/wordprocessingDrawing" xmlns:w10="urn:schemas-microsoft-com:office:word" xmlns:w="http://schemas.openxmlformats.org/wordprocessingml/2006/main" xmlns:w14="http://schemas.microsoft.com/office/word/2010/wordml" xmlns:wpg="http://schemas.microsoft.com/office/word/2010/wordprocessingGroup" xmlns:wpi="http://schemas.microsoft.com/office/word/2010/wordprocessingInk" xmlns:wne="http://schemas.microsoft.com/office/word/2006/wordml" xmlns:wps="http://schemas.microsoft.com/office/word/2010/wordprocessingShape" mc:Ignorable="w14 wp14">
+<w:document xmlns:ve="http://schemas.openxmlformats.org/markup-compatibility/2006" xmlns:o="urn:schemas-microsoft-com:office:office" xmlns:r="http://schemas.openxmlformats.org/officeDocument/2006/relationships" xmlns:m="http://schemas.openxmlformats.org/officeDocument/2006/math" xmlns:v="urn:schemas-microsoft-com:vml" xmlns:wp="http://schemas.openxmlformats.org/drawingml/2006/wordprocessingDrawing" xmlns:w10="urn:schemas-microsoft-com:office:word" xmlns:w="http://schemas.openxmlformats.org/wordprocessingml/2006/main" xmlns:wne="http://schemas.microsoft.com/office/word/2006/wordml">
   <w:body>
     <w:p>
       <w:pPr>
         <w:jc w:val="center"/>
+        <w:rPr>
+          <w:lang w:val="ru-RU"/>
+        </w:rPr>
       </w:pPr>
       <w:r>
         <w:rPr>
           <w:b/>
           <w:sz w:val="28"/>
         </w:rPr>
-        <w:t>ПЛАН РАБОТЫ С ПАЦИЕНТОМ</w:t>
+        <w:t xml:space="preserve">ПЛАН РАБОТЫ С </w:t>
+      </w:r>
+      <w:r>
+        <w:rPr>
+          <w:b/>
+          <w:sz w:val="28"/>
+          <w:lang w:val="ru-RU"/>
+        </w:rPr>
+        <w:t>ИСТОЧНИКОМ</w:t>
       </w:r>
     </w:p>
     <w:p>
@@ -88,7 +99,10 @@
         <w:t xml:space="preserve">Сформировано: </w:t>
       </w:r>
       <w:r>
-        <w:t>{{ export.created_at }}</w:t>
+        <w:t xml:space="preserve">{{ </w:t>
+      </w:r>
+      <w:r>
+        <w:t>export.created_at }}</w:t>
       </w:r>
     </w:p>
     <w:p/>
@@ -116,7 +130,7 @@
 </file>
 
 <file path=word/numbering.xml><?xml version="1.0" encoding="utf-8"?>
-<w:numbering xmlns:wpc="http://schemas.microsoft.com/office/word/2010/wordprocessingCanvas" xmlns:mo="http://schemas.microsoft.com/office/mac/office/2008/main" xmlns:mc="http://schemas.openxmlformats.org/markup-compatibility/2006" xmlns:mv="urn:schemas-microsoft-com:mac:vml" xmlns:o="urn:schemas-microsoft-com:office:office" xmlns:r="http://schemas.openxmlformats.org/officeDocument/2006/relationships" xmlns:m="http://schemas.openxmlformats.org/officeDocument/2006/math" xmlns:v="urn:schemas-microsoft-com:vml" xmlns:wp14="http://schemas.microsoft.com/office/word/2010/wordprocessingDrawing" xmlns:wp="http://schemas.openxmlformats.org/drawingml/2006/wordprocessingDrawing" xmlns:w10="urn:schemas-microsoft-com:office:word" xmlns:w="http://schemas.openxmlformats.org/wordprocessingml/2006/main" xmlns:w14="http://schemas.microsoft.com/office/word/2010/wordml" xmlns:wpg="http://schemas.microsoft.com/office/word/2010/wordprocessingGroup" xmlns:wpi="http://schemas.microsoft.com/office/word/2010/wordprocessingInk" xmlns:wne="http://schemas.microsoft.com/office/word/2006/wordml" xmlns:wps="http://schemas.microsoft.com/office/word/2010/wordprocessingShape" mc:Ignorable="w14 wp14">
+<w:numbering xmlns:ve="http://schemas.openxmlformats.org/markup-compatibility/2006" xmlns:o="urn:schemas-microsoft-com:office:office" xmlns:r="http://schemas.openxmlformats.org/officeDocument/2006/relationships" xmlns:m="http://schemas.openxmlformats.org/officeDocument/2006/math" xmlns:v="urn:schemas-microsoft-com:vml" xmlns:wp="http://schemas.openxmlformats.org/drawingml/2006/wordprocessingDrawing" xmlns:w10="urn:schemas-microsoft-com:office:word" xmlns:w="http://schemas.openxmlformats.org/wordprocessingml/2006/main" xmlns:wne="http://schemas.microsoft.com/office/word/2006/wordml">
   <w:abstractNum w:abstractNumId="0">
     <w:nsid w:val="FFFFFF7C"/>
     <w:multiLevelType w:val="singleLevel"/>
@@ -158,7 +172,7 @@
     <w:lvl w:ilvl="0">
       <w:start w:val="1"/>
       <w:numFmt w:val="decimal"/>
-      <w:pStyle w:val="ListNumber3"/>
+      <w:pStyle w:val="3"/>
       <w:lvlText w:val="%1."/>
       <w:lvlJc w:val="left"/>
       <w:pPr>
@@ -176,7 +190,7 @@
     <w:lvl w:ilvl="0">
       <w:start w:val="1"/>
       <w:numFmt w:val="decimal"/>
-      <w:pStyle w:val="ListNumber2"/>
+      <w:pStyle w:val="2"/>
       <w:lvlText w:val="%1."/>
       <w:lvlJc w:val="left"/>
       <w:pPr>
@@ -214,7 +228,7 @@
     <w:lvl w:ilvl="0">
       <w:start w:val="1"/>
       <w:numFmt w:val="bullet"/>
-      <w:pStyle w:val="ListBullet3"/>
+      <w:pStyle w:val="30"/>
       <w:lvlText w:val=""/>
       <w:lvlJc w:val="left"/>
       <w:pPr>
@@ -235,7 +249,7 @@
     <w:lvl w:ilvl="0">
       <w:start w:val="1"/>
       <w:numFmt w:val="bullet"/>
-      <w:pStyle w:val="ListBullet2"/>
+      <w:pStyle w:val="20"/>
       <w:lvlText w:val=""/>
       <w:lvlJc w:val="left"/>
       <w:pPr>
@@ -256,7 +270,7 @@
     <w:lvl w:ilvl="0">
       <w:start w:val="1"/>
       <w:numFmt w:val="decimal"/>
-      <w:pStyle w:val="ListNumber"/>
+      <w:pStyle w:val="a"/>
       <w:lvlText w:val="%1."/>
       <w:lvlJc w:val="left"/>
       <w:pPr>
@@ -274,7 +288,7 @@
     <w:lvl w:ilvl="0">
       <w:start w:val="1"/>
       <w:numFmt w:val="bullet"/>
-      <w:pStyle w:val="ListBullet"/>
+      <w:pStyle w:val="a0"/>
       <w:lvlText w:val=""/>
       <w:lvlJc w:val="left"/>
       <w:pPr>
@@ -319,7 +333,7 @@
 </file>
 
 <file path=word/styles.xml><?xml version="1.0" encoding="utf-8"?>
-<w:styles xmlns:mc="http://schemas.openxmlformats.org/markup-compatibility/2006" xmlns:r="http://schemas.openxmlformats.org/officeDocument/2006/relationships" xmlns:w="http://schemas.openxmlformats.org/wordprocessingml/2006/main" xmlns:w14="http://schemas.microsoft.com/office/word/2010/wordml" mc:Ignorable="w14">
+<w:styles xmlns:r="http://schemas.openxmlformats.org/officeDocument/2006/relationships" xmlns:w="http://schemas.openxmlformats.org/wordprocessingml/2006/main">
   <w:docDefaults>
     <w:rPrDefault>
       <w:rPr>
@@ -335,7 +349,7 @@
       </w:pPr>
     </w:pPrDefault>
   </w:docDefaults>
-  <w:latentStyles w:defLockedState="0" w:defUIPriority="99" w:defSemiHidden="1" w:defUnhideWhenUsed="1" w:defQFormat="0" w:count="276">
+  <w:latentStyles w:defLockedState="0" w:defUIPriority="99" w:defSemiHidden="1" w:defUnhideWhenUsed="1" w:defQFormat="0" w:count="267">
     <w:lsdException w:name="Normal" w:semiHidden="0" w:uiPriority="0" w:unhideWhenUsed="0" w:qFormat="1"/>
     <w:lsdException w:name="heading 1" w:semiHidden="0" w:uiPriority="9" w:unhideWhenUsed="0" w:qFormat="1"/>
     <w:lsdException w:name="heading 2" w:uiPriority="9" w:qFormat="1"/>
@@ -474,7 +488,7 @@
     <w:lsdException w:name="Bibliography" w:uiPriority="37"/>
     <w:lsdException w:name="TOC Heading" w:uiPriority="39" w:qFormat="1"/>
   </w:latentStyles>
-  <w:style w:type="paragraph" w:default="1" w:styleId="Normal">
+  <w:style w:type="paragraph" w:default="1" w:styleId="a1">
     <w:name w:val="Normal"/>
     <w:qFormat/>
     <w:rsid w:val="00FC693F"/>
@@ -483,55 +497,11 @@
       <w:sz w:val="24"/>
     </w:rPr>
   </w:style>
-  <w:style w:type="paragraph" w:styleId="Header">
-    <w:name w:val="header"/>
-    <w:basedOn w:val="Normal"/>
-    <w:link w:val="HeaderChar"/>
-    <w:uiPriority w:val="99"/>
-    <w:unhideWhenUsed/>
-    <w:rsid w:val="00E618BF"/>
-    <w:pPr>
-      <w:tabs>
-        <w:tab w:val="center" w:pos="4680"/>
-        <w:tab w:val="right" w:pos="9360"/>
-      </w:tabs>
-      <w:spacing w:after="0" w:line="240" w:lineRule="auto"/>
-    </w:pPr>
-  </w:style>
-  <w:style w:type="character" w:customStyle="1" w:styleId="HeaderChar">
-    <w:name w:val="Header Char"/>
-    <w:basedOn w:val="DefaultParagraphFont"/>
-    <w:link w:val="Header"/>
-    <w:uiPriority w:val="99"/>
-    <w:rsid w:val="00E618BF"/>
-  </w:style>
-  <w:style w:type="paragraph" w:styleId="Footer">
-    <w:name w:val="footer"/>
-    <w:basedOn w:val="Normal"/>
-    <w:link w:val="FooterChar"/>
-    <w:uiPriority w:val="99"/>
-    <w:unhideWhenUsed/>
-    <w:rsid w:val="00E618BF"/>
-    <w:pPr>
-      <w:tabs>
-        <w:tab w:val="center" w:pos="4680"/>
-        <w:tab w:val="right" w:pos="9360"/>
-      </w:tabs>
-      <w:spacing w:after="0" w:line="240" w:lineRule="auto"/>
-    </w:pPr>
-  </w:style>
-  <w:style w:type="character" w:customStyle="1" w:styleId="FooterChar">
-    <w:name w:val="Footer Char"/>
-    <w:basedOn w:val="DefaultParagraphFont"/>
-    <w:link w:val="Footer"/>
-    <w:uiPriority w:val="99"/>
-    <w:rsid w:val="00E618BF"/>
-  </w:style>
-  <w:style w:type="paragraph" w:styleId="Heading1">
+  <w:style w:type="paragraph" w:styleId="1">
     <w:name w:val="heading 1"/>
-    <w:basedOn w:val="Normal"/>
-    <w:next w:val="Normal"/>
-    <w:link w:val="Heading1Char"/>
+    <w:basedOn w:val="a1"/>
+    <w:next w:val="a1"/>
+    <w:link w:val="10"/>
     <w:uiPriority w:val="9"/>
     <w:qFormat/>
     <w:rsid w:val="00FC693F"/>
@@ -550,11 +520,11 @@
       <w:szCs w:val="28"/>
     </w:rPr>
   </w:style>
-  <w:style w:type="paragraph" w:styleId="Heading2">
+  <w:style w:type="paragraph" w:styleId="21">
     <w:name w:val="heading 2"/>
-    <w:basedOn w:val="Normal"/>
-    <w:next w:val="Normal"/>
-    <w:link w:val="Heading2Char"/>
+    <w:basedOn w:val="a1"/>
+    <w:next w:val="a1"/>
+    <w:link w:val="22"/>
     <w:uiPriority w:val="9"/>
     <w:unhideWhenUsed/>
     <w:qFormat/>
@@ -574,11 +544,11 @@
       <w:szCs w:val="26"/>
     </w:rPr>
   </w:style>
-  <w:style w:type="paragraph" w:styleId="Heading3">
+  <w:style w:type="paragraph" w:styleId="31">
     <w:name w:val="heading 3"/>
-    <w:basedOn w:val="Normal"/>
-    <w:next w:val="Normal"/>
-    <w:link w:val="Heading3Char"/>
+    <w:basedOn w:val="a1"/>
+    <w:next w:val="a1"/>
+    <w:link w:val="32"/>
     <w:uiPriority w:val="9"/>
     <w:unhideWhenUsed/>
     <w:qFormat/>
@@ -596,11 +566,11 @@
       <w:color w:val="4F81BD" w:themeColor="accent1"/>
     </w:rPr>
   </w:style>
-  <w:style w:type="paragraph" w:styleId="Heading4">
+  <w:style w:type="paragraph" w:styleId="4">
     <w:name w:val="heading 4"/>
-    <w:basedOn w:val="Normal"/>
-    <w:next w:val="Normal"/>
-    <w:link w:val="Heading4Char"/>
+    <w:basedOn w:val="a1"/>
+    <w:next w:val="a1"/>
+    <w:link w:val="40"/>
     <w:uiPriority w:val="9"/>
     <w:semiHidden/>
     <w:unhideWhenUsed/>
@@ -621,11 +591,11 @@
       <w:color w:val="4F81BD" w:themeColor="accent1"/>
     </w:rPr>
   </w:style>
-  <w:style w:type="paragraph" w:styleId="Heading5">
+  <w:style w:type="paragraph" w:styleId="5">
     <w:name w:val="heading 5"/>
-    <w:basedOn w:val="Normal"/>
-    <w:next w:val="Normal"/>
-    <w:link w:val="Heading5Char"/>
+    <w:basedOn w:val="a1"/>
+    <w:next w:val="a1"/>
+    <w:link w:val="50"/>
     <w:uiPriority w:val="9"/>
     <w:semiHidden/>
     <w:unhideWhenUsed/>
@@ -642,11 +612,11 @@
       <w:color w:val="243F60" w:themeColor="accent1" w:themeShade="7F"/>
     </w:rPr>
   </w:style>
-  <w:style w:type="paragraph" w:styleId="Heading6">
+  <w:style w:type="paragraph" w:styleId="6">
     <w:name w:val="heading 6"/>
-    <w:basedOn w:val="Normal"/>
-    <w:next w:val="Normal"/>
-    <w:link w:val="Heading6Char"/>
+    <w:basedOn w:val="a1"/>
+    <w:next w:val="a1"/>
+    <w:link w:val="60"/>
     <w:uiPriority w:val="9"/>
     <w:semiHidden/>
     <w:unhideWhenUsed/>
@@ -665,11 +635,11 @@
       <w:color w:val="243F60" w:themeColor="accent1" w:themeShade="7F"/>
     </w:rPr>
   </w:style>
-  <w:style w:type="paragraph" w:styleId="Heading7">
+  <w:style w:type="paragraph" w:styleId="7">
     <w:name w:val="heading 7"/>
-    <w:basedOn w:val="Normal"/>
-    <w:next w:val="Normal"/>
-    <w:link w:val="Heading7Char"/>
+    <w:basedOn w:val="a1"/>
+    <w:next w:val="a1"/>
+    <w:link w:val="70"/>
     <w:uiPriority w:val="9"/>
     <w:semiHidden/>
     <w:unhideWhenUsed/>
@@ -688,11 +658,11 @@
       <w:color w:val="404040" w:themeColor="text1" w:themeTint="BF"/>
     </w:rPr>
   </w:style>
-  <w:style w:type="paragraph" w:styleId="Heading8">
+  <w:style w:type="paragraph" w:styleId="8">
     <w:name w:val="heading 8"/>
-    <w:basedOn w:val="Normal"/>
-    <w:next w:val="Normal"/>
-    <w:link w:val="Heading8Char"/>
+    <w:basedOn w:val="a1"/>
+    <w:next w:val="a1"/>
+    <w:link w:val="80"/>
     <w:uiPriority w:val="9"/>
     <w:semiHidden/>
     <w:unhideWhenUsed/>
@@ -711,11 +681,11 @@
       <w:szCs w:val="20"/>
     </w:rPr>
   </w:style>
-  <w:style w:type="paragraph" w:styleId="Heading9">
+  <w:style w:type="paragraph" w:styleId="9">
     <w:name w:val="heading 9"/>
-    <w:basedOn w:val="Normal"/>
-    <w:next w:val="Normal"/>
-    <w:link w:val="Heading9Char"/>
+    <w:basedOn w:val="a1"/>
+    <w:next w:val="a1"/>
+    <w:link w:val="90"/>
     <w:uiPriority w:val="9"/>
     <w:semiHidden/>
     <w:unhideWhenUsed/>
@@ -736,17 +706,18 @@
       <w:szCs w:val="20"/>
     </w:rPr>
   </w:style>
-  <w:style w:type="character" w:default="1" w:styleId="DefaultParagraphFont">
+  <w:style w:type="character" w:default="1" w:styleId="a2">
     <w:name w:val="Default Paragraph Font"/>
     <w:uiPriority w:val="1"/>
     <w:semiHidden/>
     <w:unhideWhenUsed/>
   </w:style>
-  <w:style w:type="table" w:default="1" w:styleId="TableNormal">
+  <w:style w:type="table" w:default="1" w:styleId="a3">
     <w:name w:val="Normal Table"/>
     <w:uiPriority w:val="99"/>
     <w:semiHidden/>
     <w:unhideWhenUsed/>
+    <w:qFormat/>
     <w:tblPr>
       <w:tblInd w:w="0" w:type="dxa"/>
       <w:tblCellMar>
@@ -757,13 +728,57 @@
       </w:tblCellMar>
     </w:tblPr>
   </w:style>
-  <w:style w:type="numbering" w:default="1" w:styleId="NoList">
+  <w:style w:type="numbering" w:default="1" w:styleId="a4">
     <w:name w:val="No List"/>
     <w:uiPriority w:val="99"/>
     <w:semiHidden/>
     <w:unhideWhenUsed/>
   </w:style>
-  <w:style w:type="paragraph" w:styleId="NoSpacing">
+  <w:style w:type="paragraph" w:styleId="a5">
+    <w:name w:val="header"/>
+    <w:basedOn w:val="a1"/>
+    <w:link w:val="a6"/>
+    <w:uiPriority w:val="99"/>
+    <w:unhideWhenUsed/>
+    <w:rsid w:val="00E618BF"/>
+    <w:pPr>
+      <w:tabs>
+        <w:tab w:val="center" w:pos="4680"/>
+        <w:tab w:val="right" w:pos="9360"/>
+      </w:tabs>
+      <w:spacing w:after="0" w:line="240" w:lineRule="auto"/>
+    </w:pPr>
+  </w:style>
+  <w:style w:type="character" w:customStyle="1" w:styleId="a6">
+    <w:name w:val="Верхний колонтитул Знак"/>
+    <w:basedOn w:val="a2"/>
+    <w:link w:val="a5"/>
+    <w:uiPriority w:val="99"/>
+    <w:rsid w:val="00E618BF"/>
+  </w:style>
+  <w:style w:type="paragraph" w:styleId="a7">
+    <w:name w:val="footer"/>
+    <w:basedOn w:val="a1"/>
+    <w:link w:val="a8"/>
+    <w:uiPriority w:val="99"/>
+    <w:unhideWhenUsed/>
+    <w:rsid w:val="00E618BF"/>
+    <w:pPr>
+      <w:tabs>
+        <w:tab w:val="center" w:pos="4680"/>
+        <w:tab w:val="right" w:pos="9360"/>
+      </w:tabs>
+      <w:spacing w:after="0" w:line="240" w:lineRule="auto"/>
+    </w:pPr>
+  </w:style>
+  <w:style w:type="character" w:customStyle="1" w:styleId="a8">
+    <w:name w:val="Нижний колонтитул Знак"/>
+    <w:basedOn w:val="a2"/>
+    <w:link w:val="a7"/>
+    <w:uiPriority w:val="99"/>
+    <w:rsid w:val="00E618BF"/>
+  </w:style>
+  <w:style w:type="paragraph" w:styleId="a9">
     <w:name w:val="No Spacing"/>
     <w:uiPriority w:val="1"/>
     <w:qFormat/>
@@ -772,10 +787,10 @@
       <w:spacing w:after="0" w:line="240" w:lineRule="auto"/>
     </w:pPr>
   </w:style>
-  <w:style w:type="character" w:customStyle="1" w:styleId="Heading1Char">
-    <w:name w:val="Heading 1 Char"/>
-    <w:basedOn w:val="DefaultParagraphFont"/>
-    <w:link w:val="Heading1"/>
+  <w:style w:type="character" w:customStyle="1" w:styleId="10">
+    <w:name w:val="Заголовок 1 Знак"/>
+    <w:basedOn w:val="a2"/>
+    <w:link w:val="1"/>
     <w:uiPriority w:val="9"/>
     <w:rsid w:val="00FC693F"/>
     <w:rPr>
@@ -787,10 +802,10 @@
       <w:szCs w:val="28"/>
     </w:rPr>
   </w:style>
-  <w:style w:type="character" w:customStyle="1" w:styleId="Heading2Char">
-    <w:name w:val="Heading 2 Char"/>
-    <w:basedOn w:val="DefaultParagraphFont"/>
-    <w:link w:val="Heading2"/>
+  <w:style w:type="character" w:customStyle="1" w:styleId="22">
+    <w:name w:val="Заголовок 2 Знак"/>
+    <w:basedOn w:val="a2"/>
+    <w:link w:val="21"/>
     <w:uiPriority w:val="9"/>
     <w:rsid w:val="00FC693F"/>
     <w:rPr>
@@ -802,10 +817,10 @@
       <w:szCs w:val="26"/>
     </w:rPr>
   </w:style>
-  <w:style w:type="character" w:customStyle="1" w:styleId="Heading3Char">
-    <w:name w:val="Heading 3 Char"/>
-    <w:basedOn w:val="DefaultParagraphFont"/>
-    <w:link w:val="Heading3"/>
+  <w:style w:type="character" w:customStyle="1" w:styleId="32">
+    <w:name w:val="Заголовок 3 Знак"/>
+    <w:basedOn w:val="a2"/>
+    <w:link w:val="31"/>
     <w:uiPriority w:val="9"/>
     <w:rsid w:val="00FC693F"/>
     <w:rPr>
@@ -815,11 +830,11 @@
       <w:color w:val="4F81BD" w:themeColor="accent1"/>
     </w:rPr>
   </w:style>
-  <w:style w:type="paragraph" w:styleId="Title">
+  <w:style w:type="paragraph" w:styleId="aa">
     <w:name w:val="Title"/>
-    <w:basedOn w:val="Normal"/>
-    <w:next w:val="Normal"/>
-    <w:link w:val="TitleChar"/>
+    <w:basedOn w:val="a1"/>
+    <w:next w:val="a1"/>
+    <w:link w:val="ab"/>
     <w:uiPriority w:val="10"/>
     <w:qFormat/>
     <w:rsid w:val="00FC693F"/>
@@ -839,10 +854,10 @@
       <w:szCs w:val="52"/>
     </w:rPr>
   </w:style>
-  <w:style w:type="character" w:customStyle="1" w:styleId="TitleChar">
-    <w:name w:val="Title Char"/>
-    <w:basedOn w:val="DefaultParagraphFont"/>
-    <w:link w:val="Title"/>
+  <w:style w:type="character" w:customStyle="1" w:styleId="ab">
+    <w:name w:val="Название Знак"/>
+    <w:basedOn w:val="a2"/>
+    <w:link w:val="aa"/>
     <w:uiPriority w:val="10"/>
     <w:rsid w:val="00FC693F"/>
     <w:rPr>
@@ -854,11 +869,11 @@
       <w:szCs w:val="52"/>
     </w:rPr>
   </w:style>
-  <w:style w:type="paragraph" w:styleId="Subtitle">
+  <w:style w:type="paragraph" w:styleId="ac">
     <w:name w:val="Subtitle"/>
-    <w:basedOn w:val="Normal"/>
-    <w:next w:val="Normal"/>
-    <w:link w:val="SubtitleChar"/>
+    <w:basedOn w:val="a1"/>
+    <w:next w:val="a1"/>
+    <w:link w:val="ad"/>
     <w:uiPriority w:val="11"/>
     <w:qFormat/>
     <w:rsid w:val="00FC693F"/>
@@ -873,14 +888,13 @@
       <w:iCs/>
       <w:color w:val="4F81BD" w:themeColor="accent1"/>
       <w:spacing w:val="15"/>
-      <w:sz w:val="24"/>
       <w:szCs w:val="24"/>
     </w:rPr>
   </w:style>
-  <w:style w:type="character" w:customStyle="1" w:styleId="SubtitleChar">
-    <w:name w:val="Subtitle Char"/>
-    <w:basedOn w:val="DefaultParagraphFont"/>
-    <w:link w:val="Subtitle"/>
+  <w:style w:type="character" w:customStyle="1" w:styleId="ad">
+    <w:name w:val="Подзаголовок Знак"/>
+    <w:basedOn w:val="a2"/>
+    <w:link w:val="ac"/>
     <w:uiPriority w:val="11"/>
     <w:rsid w:val="00FC693F"/>
     <w:rPr>
@@ -893,9 +907,9 @@
       <w:szCs w:val="24"/>
     </w:rPr>
   </w:style>
-  <w:style w:type="paragraph" w:styleId="ListParagraph">
+  <w:style w:type="paragraph" w:styleId="ae">
     <w:name w:val="List Paragraph"/>
-    <w:basedOn w:val="Normal"/>
+    <w:basedOn w:val="a1"/>
     <w:uiPriority w:val="34"/>
     <w:qFormat/>
     <w:rsid w:val="00FC693F"/>
@@ -904,10 +918,10 @@
       <w:contextualSpacing/>
     </w:pPr>
   </w:style>
-  <w:style w:type="paragraph" w:styleId="BodyText">
+  <w:style w:type="paragraph" w:styleId="af">
     <w:name w:val="Body Text"/>
-    <w:basedOn w:val="Normal"/>
-    <w:link w:val="BodyTextChar"/>
+    <w:basedOn w:val="a1"/>
+    <w:link w:val="af0"/>
     <w:uiPriority w:val="99"/>
     <w:unhideWhenUsed/>
     <w:rsid w:val="00AA1D8D"/>
@@ -915,17 +929,17 @@
       <w:spacing w:after="120"/>
     </w:pPr>
   </w:style>
-  <w:style w:type="character" w:customStyle="1" w:styleId="BodyTextChar">
-    <w:name w:val="Body Text Char"/>
-    <w:basedOn w:val="DefaultParagraphFont"/>
-    <w:link w:val="BodyText"/>
+  <w:style w:type="character" w:customStyle="1" w:styleId="af0">
+    <w:name w:val="Основной текст Знак"/>
+    <w:basedOn w:val="a2"/>
+    <w:link w:val="af"/>
     <w:uiPriority w:val="99"/>
     <w:rsid w:val="00AA1D8D"/>
   </w:style>
-  <w:style w:type="paragraph" w:styleId="BodyText2">
+  <w:style w:type="paragraph" w:styleId="23">
     <w:name w:val="Body Text 2"/>
-    <w:basedOn w:val="Normal"/>
-    <w:link w:val="BodyText2Char"/>
+    <w:basedOn w:val="a1"/>
+    <w:link w:val="24"/>
     <w:uiPriority w:val="99"/>
     <w:unhideWhenUsed/>
     <w:rsid w:val="00AA1D8D"/>
@@ -933,17 +947,17 @@
       <w:spacing w:after="120" w:line="480" w:lineRule="auto"/>
     </w:pPr>
   </w:style>
-  <w:style w:type="character" w:customStyle="1" w:styleId="BodyText2Char">
-    <w:name w:val="Body Text 2 Char"/>
-    <w:basedOn w:val="DefaultParagraphFont"/>
-    <w:link w:val="BodyText2"/>
+  <w:style w:type="character" w:customStyle="1" w:styleId="24">
+    <w:name w:val="Основной текст 2 Знак"/>
+    <w:basedOn w:val="a2"/>
+    <w:link w:val="23"/>
     <w:uiPriority w:val="99"/>
     <w:rsid w:val="00AA1D8D"/>
   </w:style>
-  <w:style w:type="paragraph" w:styleId="BodyText3">
+  <w:style w:type="paragraph" w:styleId="33">
     <w:name w:val="Body Text 3"/>
-    <w:basedOn w:val="Normal"/>
-    <w:link w:val="BodyText3Char"/>
+    <w:basedOn w:val="a1"/>
+    <w:link w:val="34"/>
     <w:uiPriority w:val="99"/>
     <w:unhideWhenUsed/>
     <w:rsid w:val="00AA1D8D"/>
@@ -955,10 +969,10 @@
       <w:szCs w:val="16"/>
     </w:rPr>
   </w:style>
-  <w:style w:type="character" w:customStyle="1" w:styleId="BodyText3Char">
-    <w:name w:val="Body Text 3 Char"/>
-    <w:basedOn w:val="DefaultParagraphFont"/>
-    <w:link w:val="BodyText3"/>
+  <w:style w:type="character" w:customStyle="1" w:styleId="34">
+    <w:name w:val="Основной текст 3 Знак"/>
+    <w:basedOn w:val="a2"/>
+    <w:link w:val="33"/>
     <w:uiPriority w:val="99"/>
     <w:rsid w:val="00AA1D8D"/>
     <w:rPr>
@@ -966,9 +980,9 @@
       <w:szCs w:val="16"/>
     </w:rPr>
   </w:style>
-  <w:style w:type="paragraph" w:styleId="List">
+  <w:style w:type="paragraph" w:styleId="af1">
     <w:name w:val="List"/>
-    <w:basedOn w:val="Normal"/>
+    <w:basedOn w:val="a1"/>
     <w:uiPriority w:val="99"/>
     <w:unhideWhenUsed/>
     <w:rsid w:val="00AA1D8D"/>
@@ -977,9 +991,9 @@
       <w:contextualSpacing/>
     </w:pPr>
   </w:style>
-  <w:style w:type="paragraph" w:styleId="List2">
+  <w:style w:type="paragraph" w:styleId="25">
     <w:name w:val="List 2"/>
-    <w:basedOn w:val="Normal"/>
+    <w:basedOn w:val="a1"/>
     <w:uiPriority w:val="99"/>
     <w:unhideWhenUsed/>
     <w:rsid w:val="00326F90"/>
@@ -988,9 +1002,9 @@
       <w:contextualSpacing/>
     </w:pPr>
   </w:style>
-  <w:style w:type="paragraph" w:styleId="List3">
+  <w:style w:type="paragraph" w:styleId="35">
     <w:name w:val="List 3"/>
-    <w:basedOn w:val="Normal"/>
+    <w:basedOn w:val="a1"/>
     <w:uiPriority w:val="99"/>
     <w:unhideWhenUsed/>
     <w:rsid w:val="00326F90"/>
@@ -999,9 +1013,9 @@
       <w:contextualSpacing/>
     </w:pPr>
   </w:style>
-  <w:style w:type="paragraph" w:styleId="ListBullet">
+  <w:style w:type="paragraph" w:styleId="a0">
     <w:name w:val="List Bullet"/>
-    <w:basedOn w:val="Normal"/>
+    <w:basedOn w:val="a1"/>
     <w:uiPriority w:val="99"/>
     <w:unhideWhenUsed/>
     <w:rsid w:val="00326F90"/>
@@ -1012,9 +1026,9 @@
       <w:contextualSpacing/>
     </w:pPr>
   </w:style>
-  <w:style w:type="paragraph" w:styleId="ListBullet2">
+  <w:style w:type="paragraph" w:styleId="20">
     <w:name w:val="List Bullet 2"/>
-    <w:basedOn w:val="Normal"/>
+    <w:basedOn w:val="a1"/>
     <w:uiPriority w:val="99"/>
     <w:unhideWhenUsed/>
     <w:rsid w:val="00326F90"/>
@@ -1025,9 +1039,9 @@
       <w:contextualSpacing/>
     </w:pPr>
   </w:style>
-  <w:style w:type="paragraph" w:styleId="ListBullet3">
+  <w:style w:type="paragraph" w:styleId="30">
     <w:name w:val="List Bullet 3"/>
-    <w:basedOn w:val="Normal"/>
+    <w:basedOn w:val="a1"/>
     <w:uiPriority w:val="99"/>
     <w:unhideWhenUsed/>
     <w:rsid w:val="00326F90"/>
@@ -1038,9 +1052,9 @@
       <w:contextualSpacing/>
     </w:pPr>
   </w:style>
-  <w:style w:type="paragraph" w:styleId="ListNumber">
+  <w:style w:type="paragraph" w:styleId="a">
     <w:name w:val="List Number"/>
-    <w:basedOn w:val="Normal"/>
+    <w:basedOn w:val="a1"/>
     <w:uiPriority w:val="99"/>
     <w:unhideWhenUsed/>
     <w:rsid w:val="00326F90"/>
@@ -1051,9 +1065,9 @@
       <w:contextualSpacing/>
     </w:pPr>
   </w:style>
-  <w:style w:type="paragraph" w:styleId="ListNumber2">
+  <w:style w:type="paragraph" w:styleId="2">
     <w:name w:val="List Number 2"/>
-    <w:basedOn w:val="Normal"/>
+    <w:basedOn w:val="a1"/>
     <w:uiPriority w:val="99"/>
     <w:unhideWhenUsed/>
     <w:rsid w:val="0029639D"/>
@@ -1064,9 +1078,9 @@
       <w:contextualSpacing/>
     </w:pPr>
   </w:style>
-  <w:style w:type="paragraph" w:styleId="ListNumber3">
+  <w:style w:type="paragraph" w:styleId="3">
     <w:name w:val="List Number 3"/>
-    <w:basedOn w:val="Normal"/>
+    <w:basedOn w:val="a1"/>
     <w:uiPriority w:val="99"/>
     <w:unhideWhenUsed/>
     <w:rsid w:val="0029639D"/>
@@ -1077,9 +1091,9 @@
       <w:contextualSpacing/>
     </w:pPr>
   </w:style>
-  <w:style w:type="paragraph" w:styleId="ListContinue">
+  <w:style w:type="paragraph" w:styleId="af2">
     <w:name w:val="List Continue"/>
-    <w:basedOn w:val="Normal"/>
+    <w:basedOn w:val="a1"/>
     <w:uiPriority w:val="99"/>
     <w:unhideWhenUsed/>
     <w:rsid w:val="0029639D"/>
@@ -1089,9 +1103,9 @@
       <w:contextualSpacing/>
     </w:pPr>
   </w:style>
-  <w:style w:type="paragraph" w:styleId="ListContinue2">
+  <w:style w:type="paragraph" w:styleId="26">
     <w:name w:val="List Continue 2"/>
-    <w:basedOn w:val="Normal"/>
+    <w:basedOn w:val="a1"/>
     <w:uiPriority w:val="99"/>
     <w:unhideWhenUsed/>
     <w:rsid w:val="0029639D"/>
@@ -1101,9 +1115,9 @@
       <w:contextualSpacing/>
     </w:pPr>
   </w:style>
-  <w:style w:type="paragraph" w:styleId="ListContinue3">
+  <w:style w:type="paragraph" w:styleId="36">
     <w:name w:val="List Continue 3"/>
-    <w:basedOn w:val="Normal"/>
+    <w:basedOn w:val="a1"/>
     <w:uiPriority w:val="99"/>
     <w:unhideWhenUsed/>
     <w:rsid w:val="0029639D"/>
@@ -1113,9 +1127,9 @@
       <w:contextualSpacing/>
     </w:pPr>
   </w:style>
-  <w:style w:type="paragraph" w:styleId="MacroText">
+  <w:style w:type="paragraph" w:styleId="af3">
     <w:name w:val="macro"/>
-    <w:link w:val="MacroTextChar"/>
+    <w:link w:val="af4"/>
     <w:uiPriority w:val="99"/>
     <w:unhideWhenUsed/>
     <w:rsid w:val="0029639D"/>
@@ -1136,10 +1150,10 @@
       <w:szCs w:val="20"/>
     </w:rPr>
   </w:style>
-  <w:style w:type="character" w:customStyle="1" w:styleId="MacroTextChar">
-    <w:name w:val="Macro Text Char"/>
-    <w:basedOn w:val="DefaultParagraphFont"/>
-    <w:link w:val="MacroText"/>
+  <w:style w:type="character" w:customStyle="1" w:styleId="af4">
+    <w:name w:val="Текст макроса Знак"/>
+    <w:basedOn w:val="a2"/>
+    <w:link w:val="af3"/>
     <w:uiPriority w:val="99"/>
     <w:rsid w:val="0029639D"/>
     <w:rPr>
@@ -1148,11 +1162,11 @@
       <w:szCs w:val="20"/>
     </w:rPr>
   </w:style>
-  <w:style w:type="paragraph" w:styleId="Quote">
+  <w:style w:type="paragraph" w:styleId="27">
     <w:name w:val="Quote"/>
-    <w:basedOn w:val="Normal"/>
-    <w:next w:val="Normal"/>
-    <w:link w:val="QuoteChar"/>
+    <w:basedOn w:val="a1"/>
+    <w:next w:val="a1"/>
+    <w:link w:val="28"/>
     <w:uiPriority w:val="29"/>
     <w:qFormat/>
     <w:rsid w:val="00FC693F"/>
@@ -1162,10 +1176,10 @@
       <w:color w:val="000000" w:themeColor="text1"/>
     </w:rPr>
   </w:style>
-  <w:style w:type="character" w:customStyle="1" w:styleId="QuoteChar">
-    <w:name w:val="Quote Char"/>
-    <w:basedOn w:val="DefaultParagraphFont"/>
-    <w:link w:val="Quote"/>
+  <w:style w:type="character" w:customStyle="1" w:styleId="28">
+    <w:name w:val="Цитата 2 Знак"/>
+    <w:basedOn w:val="a2"/>
+    <w:link w:val="27"/>
     <w:uiPriority w:val="29"/>
     <w:rsid w:val="00FC693F"/>
     <w:rPr>
@@ -1174,10 +1188,10 @@
       <w:color w:val="000000" w:themeColor="text1"/>
     </w:rPr>
   </w:style>
-  <w:style w:type="character" w:customStyle="1" w:styleId="Heading4Char">
-    <w:name w:val="Heading 4 Char"/>
-    <w:basedOn w:val="DefaultParagraphFont"/>
-    <w:link w:val="Heading4"/>
+  <w:style w:type="character" w:customStyle="1" w:styleId="40">
+    <w:name w:val="Заголовок 4 Знак"/>
+    <w:basedOn w:val="a2"/>
+    <w:link w:val="4"/>
     <w:uiPriority w:val="9"/>
     <w:semiHidden/>
     <w:rsid w:val="00FC693F"/>
@@ -1190,10 +1204,10 @@
       <w:color w:val="4F81BD" w:themeColor="accent1"/>
     </w:rPr>
   </w:style>
-  <w:style w:type="character" w:customStyle="1" w:styleId="Heading5Char">
-    <w:name w:val="Heading 5 Char"/>
-    <w:basedOn w:val="DefaultParagraphFont"/>
-    <w:link w:val="Heading5"/>
+  <w:style w:type="character" w:customStyle="1" w:styleId="50">
+    <w:name w:val="Заголовок 5 Знак"/>
+    <w:basedOn w:val="a2"/>
+    <w:link w:val="5"/>
     <w:uiPriority w:val="9"/>
     <w:semiHidden/>
     <w:rsid w:val="00FC693F"/>
@@ -1202,10 +1216,10 @@
       <w:color w:val="243F60" w:themeColor="accent1" w:themeShade="7F"/>
     </w:rPr>
   </w:style>
-  <w:style w:type="character" w:customStyle="1" w:styleId="Heading6Char">
-    <w:name w:val="Heading 6 Char"/>
-    <w:basedOn w:val="DefaultParagraphFont"/>
-    <w:link w:val="Heading6"/>
+  <w:style w:type="character" w:customStyle="1" w:styleId="60">
+    <w:name w:val="Заголовок 6 Знак"/>
+    <w:basedOn w:val="a2"/>
+    <w:link w:val="6"/>
     <w:uiPriority w:val="9"/>
     <w:semiHidden/>
     <w:rsid w:val="00FC693F"/>
@@ -1216,10 +1230,10 @@
       <w:color w:val="243F60" w:themeColor="accent1" w:themeShade="7F"/>
     </w:rPr>
   </w:style>
-  <w:style w:type="character" w:customStyle="1" w:styleId="Heading7Char">
-    <w:name w:val="Heading 7 Char"/>
-    <w:basedOn w:val="DefaultParagraphFont"/>
-    <w:link w:val="Heading7"/>
+  <w:style w:type="character" w:customStyle="1" w:styleId="70">
+    <w:name w:val="Заголовок 7 Знак"/>
+    <w:basedOn w:val="a2"/>
+    <w:link w:val="7"/>
     <w:uiPriority w:val="9"/>
     <w:semiHidden/>
     <w:rsid w:val="00FC693F"/>
@@ -1230,10 +1244,10 @@
       <w:color w:val="404040" w:themeColor="text1" w:themeTint="BF"/>
     </w:rPr>
   </w:style>
-  <w:style w:type="character" w:customStyle="1" w:styleId="Heading8Char">
-    <w:name w:val="Heading 8 Char"/>
-    <w:basedOn w:val="DefaultParagraphFont"/>
-    <w:link w:val="Heading8"/>
+  <w:style w:type="character" w:customStyle="1" w:styleId="80">
+    <w:name w:val="Заголовок 8 Знак"/>
+    <w:basedOn w:val="a2"/>
+    <w:link w:val="8"/>
     <w:uiPriority w:val="9"/>
     <w:semiHidden/>
     <w:rsid w:val="00FC693F"/>
@@ -1244,10 +1258,10 @@
       <w:szCs w:val="20"/>
     </w:rPr>
   </w:style>
-  <w:style w:type="character" w:customStyle="1" w:styleId="Heading9Char">
-    <w:name w:val="Heading 9 Char"/>
-    <w:basedOn w:val="DefaultParagraphFont"/>
-    <w:link w:val="Heading9"/>
+  <w:style w:type="character" w:customStyle="1" w:styleId="90">
+    <w:name w:val="Заголовок 9 Знак"/>
+    <w:basedOn w:val="a2"/>
+    <w:link w:val="9"/>
     <w:uiPriority w:val="9"/>
     <w:semiHidden/>
     <w:rsid w:val="00FC693F"/>
@@ -1260,10 +1274,10 @@
       <w:szCs w:val="20"/>
     </w:rPr>
   </w:style>
-  <w:style w:type="paragraph" w:styleId="Caption">
+  <w:style w:type="paragraph" w:styleId="af5">
     <w:name w:val="caption"/>
-    <w:basedOn w:val="Normal"/>
-    <w:next w:val="Normal"/>
+    <w:basedOn w:val="a1"/>
+    <w:next w:val="a1"/>
     <w:uiPriority w:val="35"/>
     <w:semiHidden/>
     <w:unhideWhenUsed/>
@@ -1280,9 +1294,9 @@
       <w:szCs w:val="18"/>
     </w:rPr>
   </w:style>
-  <w:style w:type="character" w:styleId="Strong">
+  <w:style w:type="character" w:styleId="af6">
     <w:name w:val="Strong"/>
-    <w:basedOn w:val="DefaultParagraphFont"/>
+    <w:basedOn w:val="a2"/>
     <w:uiPriority w:val="22"/>
     <w:qFormat/>
     <w:rsid w:val="00FC693F"/>
@@ -1291,9 +1305,9 @@
       <w:bCs/>
     </w:rPr>
   </w:style>
-  <w:style w:type="character" w:styleId="Emphasis">
+  <w:style w:type="character" w:styleId="af7">
     <w:name w:val="Emphasis"/>
-    <w:basedOn w:val="DefaultParagraphFont"/>
+    <w:basedOn w:val="a2"/>
     <w:uiPriority w:val="20"/>
     <w:qFormat/>
     <w:rsid w:val="00FC693F"/>
@@ -1302,11 +1316,11 @@
       <w:iCs/>
     </w:rPr>
   </w:style>
-  <w:style w:type="paragraph" w:styleId="IntenseQuote">
+  <w:style w:type="paragraph" w:styleId="af8">
     <w:name w:val="Intense Quote"/>
-    <w:basedOn w:val="Normal"/>
-    <w:next w:val="Normal"/>
-    <w:link w:val="IntenseQuoteChar"/>
+    <w:basedOn w:val="a1"/>
+    <w:next w:val="a1"/>
+    <w:link w:val="af9"/>
     <w:uiPriority w:val="30"/>
     <w:qFormat/>
     <w:rsid w:val="00FC693F"/>
@@ -1325,10 +1339,10 @@
       <w:color w:val="4F81BD" w:themeColor="accent1"/>
     </w:rPr>
   </w:style>
-  <w:style w:type="character" w:customStyle="1" w:styleId="IntenseQuoteChar">
-    <w:name w:val="Intense Quote Char"/>
-    <w:basedOn w:val="DefaultParagraphFont"/>
-    <w:link w:val="IntenseQuote"/>
+  <w:style w:type="character" w:customStyle="1" w:styleId="af9">
+    <w:name w:val="Выделенная цитата Знак"/>
+    <w:basedOn w:val="a2"/>
+    <w:link w:val="af8"/>
     <w:uiPriority w:val="30"/>
     <w:rsid w:val="00FC693F"/>
     <w:rPr>
@@ -1339,9 +1353,9 @@
       <w:color w:val="4F81BD" w:themeColor="accent1"/>
     </w:rPr>
   </w:style>
-  <w:style w:type="character" w:styleId="SubtleEmphasis">
+  <w:style w:type="character" w:styleId="afa">
     <w:name w:val="Subtle Emphasis"/>
-    <w:basedOn w:val="DefaultParagraphFont"/>
+    <w:basedOn w:val="a2"/>
     <w:uiPriority w:val="19"/>
     <w:qFormat/>
     <w:rsid w:val="00FC693F"/>
@@ -1351,9 +1365,9 @@
       <w:color w:val="808080" w:themeColor="text1" w:themeTint="7F"/>
     </w:rPr>
   </w:style>
-  <w:style w:type="character" w:styleId="IntenseEmphasis">
+  <w:style w:type="character" w:styleId="afb">
     <w:name w:val="Intense Emphasis"/>
-    <w:basedOn w:val="DefaultParagraphFont"/>
+    <w:basedOn w:val="a2"/>
     <w:uiPriority w:val="21"/>
     <w:qFormat/>
     <w:rsid w:val="00FC693F"/>
@@ -1365,9 +1379,9 @@
       <w:color w:val="4F81BD" w:themeColor="accent1"/>
     </w:rPr>
   </w:style>
-  <w:style w:type="character" w:styleId="SubtleReference">
+  <w:style w:type="character" w:styleId="afc">
     <w:name w:val="Subtle Reference"/>
-    <w:basedOn w:val="DefaultParagraphFont"/>
+    <w:basedOn w:val="a2"/>
     <w:uiPriority w:val="31"/>
     <w:qFormat/>
     <w:rsid w:val="00FC693F"/>
@@ -1377,9 +1391,9 @@
       <w:u w:val="single"/>
     </w:rPr>
   </w:style>
-  <w:style w:type="character" w:styleId="IntenseReference">
+  <w:style w:type="character" w:styleId="afd">
     <w:name w:val="Intense Reference"/>
-    <w:basedOn w:val="DefaultParagraphFont"/>
+    <w:basedOn w:val="a2"/>
     <w:uiPriority w:val="32"/>
     <w:qFormat/>
     <w:rsid w:val="00FC693F"/>
@@ -1392,9 +1406,9 @@
       <w:u w:val="single"/>
     </w:rPr>
   </w:style>
-  <w:style w:type="character" w:styleId="BookTitle">
+  <w:style w:type="character" w:styleId="afe">
     <w:name w:val="Book Title"/>
-    <w:basedOn w:val="DefaultParagraphFont"/>
+    <w:basedOn w:val="a2"/>
     <w:uiPriority w:val="33"/>
     <w:qFormat/>
     <w:rsid w:val="00FC693F"/>
@@ -1405,10 +1419,10 @@
       <w:spacing w:val="5"/>
     </w:rPr>
   </w:style>
-  <w:style w:type="paragraph" w:styleId="TOCHeading">
+  <w:style w:type="paragraph" w:styleId="aff">
     <w:name w:val="TOC Heading"/>
-    <w:basedOn w:val="Heading1"/>
-    <w:next w:val="Normal"/>
+    <w:basedOn w:val="1"/>
+    <w:next w:val="a1"/>
     <w:uiPriority w:val="39"/>
     <w:semiHidden/>
     <w:unhideWhenUsed/>
@@ -1418,9 +1432,9 @@
       <w:outlineLvl w:val="9"/>
     </w:pPr>
   </w:style>
-  <w:style w:type="table" w:styleId="TableGrid">
+  <w:style w:type="table" w:styleId="aff0">
     <w:name w:val="Table Grid"/>
-    <w:basedOn w:val="TableNormal"/>
+    <w:basedOn w:val="a3"/>
     <w:uiPriority w:val="59"/>
     <w:rsid w:val="00FC693F"/>
     <w:pPr>
@@ -1444,9 +1458,9 @@
       </w:tblCellMar>
     </w:tblPr>
   </w:style>
-  <w:style w:type="table" w:styleId="LightShading">
+  <w:style w:type="table" w:styleId="aff1">
     <w:name w:val="Light Shading"/>
-    <w:basedOn w:val="TableNormal"/>
+    <w:basedOn w:val="a3"/>
     <w:uiPriority w:val="60"/>
     <w:rsid w:val="00FC693F"/>
     <w:pPr>
@@ -1547,9 +1561,9 @@
       </w:tcPr>
     </w:tblStylePr>
   </w:style>
-  <w:style w:type="table" w:styleId="LightShading-Accent1">
+  <w:style w:type="table" w:styleId="-1">
     <w:name w:val="Light Shading Accent 1"/>
-    <w:basedOn w:val="TableNormal"/>
+    <w:basedOn w:val="a3"/>
     <w:uiPriority w:val="60"/>
     <w:rsid w:val="00FC693F"/>
     <w:pPr>
@@ -1650,9 +1664,9 @@
       </w:tcPr>
     </w:tblStylePr>
   </w:style>
-  <w:style w:type="table" w:styleId="LightShading-Accent2">
+  <w:style w:type="table" w:styleId="-2">
     <w:name w:val="Light Shading Accent 2"/>
-    <w:basedOn w:val="TableNormal"/>
+    <w:basedOn w:val="a3"/>
     <w:uiPriority w:val="60"/>
     <w:rsid w:val="00FC693F"/>
     <w:pPr>
@@ -1753,9 +1767,9 @@
       </w:tcPr>
     </w:tblStylePr>
   </w:style>
-  <w:style w:type="table" w:styleId="LightShading-Accent3">
+  <w:style w:type="table" w:styleId="-3">
     <w:name w:val="Light Shading Accent 3"/>
-    <w:basedOn w:val="TableNormal"/>
+    <w:basedOn w:val="a3"/>
     <w:uiPriority w:val="60"/>
     <w:rsid w:val="00FC693F"/>
     <w:pPr>
@@ -1856,9 +1870,9 @@
       </w:tcPr>
     </w:tblStylePr>
   </w:style>
-  <w:style w:type="table" w:styleId="LightShading-Accent4">
+  <w:style w:type="table" w:styleId="-4">
     <w:name w:val="Light Shading Accent 4"/>
-    <w:basedOn w:val="TableNormal"/>
+    <w:basedOn w:val="a3"/>
     <w:uiPriority w:val="60"/>
     <w:rsid w:val="00FC693F"/>
     <w:pPr>
@@ -1959,9 +1973,9 @@
       </w:tcPr>
     </w:tblStylePr>
   </w:style>
-  <w:style w:type="table" w:styleId="LightShading-Accent5">
+  <w:style w:type="table" w:styleId="-5">
     <w:name w:val="Light Shading Accent 5"/>
-    <w:basedOn w:val="TableNormal"/>
+    <w:basedOn w:val="a3"/>
     <w:uiPriority w:val="60"/>
     <w:rsid w:val="00FC693F"/>
     <w:pPr>
@@ -2062,9 +2076,9 @@
       </w:tcPr>
     </w:tblStylePr>
   </w:style>
-  <w:style w:type="table" w:styleId="LightShading-Accent6">
+  <w:style w:type="table" w:styleId="-6">
     <w:name w:val="Light Shading Accent 6"/>
-    <w:basedOn w:val="TableNormal"/>
+    <w:basedOn w:val="a3"/>
     <w:uiPriority w:val="60"/>
     <w:rsid w:val="00FC693F"/>
     <w:pPr>
@@ -2165,9 +2179,9 @@
       </w:tcPr>
     </w:tblStylePr>
   </w:style>
-  <w:style w:type="table" w:styleId="LightList">
+  <w:style w:type="table" w:styleId="aff2">
     <w:name w:val="Light List"/>
-    <w:basedOn w:val="TableNormal"/>
+    <w:basedOn w:val="a3"/>
     <w:uiPriority w:val="61"/>
     <w:rsid w:val="00FC693F"/>
     <w:pPr>
@@ -2257,9 +2271,9 @@
       </w:tcPr>
     </w:tblStylePr>
   </w:style>
-  <w:style w:type="table" w:styleId="LightList-Accent1">
+  <w:style w:type="table" w:styleId="-10">
     <w:name w:val="Light List Accent 1"/>
-    <w:basedOn w:val="TableNormal"/>
+    <w:basedOn w:val="a3"/>
     <w:uiPriority w:val="61"/>
     <w:rsid w:val="00FC693F"/>
     <w:pPr>
@@ -2349,9 +2363,9 @@
       </w:tcPr>
     </w:tblStylePr>
   </w:style>
-  <w:style w:type="table" w:styleId="LightList-Accent2">
+  <w:style w:type="table" w:styleId="-20">
     <w:name w:val="Light List Accent 2"/>
-    <w:basedOn w:val="TableNormal"/>
+    <w:basedOn w:val="a3"/>
     <w:uiPriority w:val="61"/>
     <w:rsid w:val="00CB0664"/>
     <w:pPr>
@@ -2441,9 +2455,9 @@
       </w:tcPr>
     </w:tblStylePr>
   </w:style>
-  <w:style w:type="table" w:styleId="LightList-Accent3">
+  <w:style w:type="table" w:styleId="-30">
     <w:name w:val="Light List Accent 3"/>
-    <w:basedOn w:val="TableNormal"/>
+    <w:basedOn w:val="a3"/>
     <w:uiPriority w:val="61"/>
     <w:rsid w:val="00CB0664"/>
     <w:pPr>
@@ -2533,9 +2547,9 @@
       </w:tcPr>
     </w:tblStylePr>
   </w:style>
-  <w:style w:type="table" w:styleId="LightList-Accent4">
+  <w:style w:type="table" w:styleId="-40">
     <w:name w:val="Light List Accent 4"/>
-    <w:basedOn w:val="TableNormal"/>
+    <w:basedOn w:val="a3"/>
     <w:uiPriority w:val="61"/>
     <w:rsid w:val="00CB0664"/>
     <w:pPr>
@@ -2625,9 +2639,9 @@
       </w:tcPr>
     </w:tblStylePr>
   </w:style>
-  <w:style w:type="table" w:styleId="LightList-Accent5">
+  <w:style w:type="table" w:styleId="-50">
     <w:name w:val="Light List Accent 5"/>
-    <w:basedOn w:val="TableNormal"/>
+    <w:basedOn w:val="a3"/>
     <w:uiPriority w:val="61"/>
     <w:rsid w:val="00CB0664"/>
     <w:pPr>
@@ -2717,9 +2731,9 @@
       </w:tcPr>
     </w:tblStylePr>
   </w:style>
-  <w:style w:type="table" w:styleId="LightList-Accent6">
+  <w:style w:type="table" w:styleId="-60">
     <w:name w:val="Light List Accent 6"/>
-    <w:basedOn w:val="TableNormal"/>
+    <w:basedOn w:val="a3"/>
     <w:uiPriority w:val="61"/>
     <w:rsid w:val="00CB0664"/>
     <w:pPr>
@@ -2809,9 +2823,9 @@
       </w:tcPr>
     </w:tblStylePr>
   </w:style>
-  <w:style w:type="table" w:styleId="LightGrid">
+  <w:style w:type="table" w:styleId="aff3">
     <w:name w:val="Light Grid"/>
-    <w:basedOn w:val="TableNormal"/>
+    <w:basedOn w:val="a3"/>
     <w:uiPriority w:val="62"/>
     <w:rsid w:val="00CB0664"/>
     <w:pPr>
@@ -2939,9 +2953,9 @@
       </w:tcPr>
     </w:tblStylePr>
   </w:style>
-  <w:style w:type="table" w:styleId="LightGrid-Accent1">
+  <w:style w:type="table" w:styleId="-11">
     <w:name w:val="Light Grid Accent 1"/>
-    <w:basedOn w:val="TableNormal"/>
+    <w:basedOn w:val="a3"/>
     <w:uiPriority w:val="62"/>
     <w:rsid w:val="00CB0664"/>
     <w:pPr>
@@ -3069,9 +3083,9 @@
       </w:tcPr>
     </w:tblStylePr>
   </w:style>
-  <w:style w:type="table" w:styleId="LightGrid-Accent2">
+  <w:style w:type="table" w:styleId="-21">
     <w:name w:val="Light Grid Accent 2"/>
-    <w:basedOn w:val="TableNormal"/>
+    <w:basedOn w:val="a3"/>
     <w:uiPriority w:val="62"/>
     <w:rsid w:val="00CB0664"/>
     <w:pPr>
@@ -3199,9 +3213,9 @@
       </w:tcPr>
     </w:tblStylePr>
   </w:style>
-  <w:style w:type="table" w:styleId="LightGrid-Accent3">
+  <w:style w:type="table" w:styleId="-31">
     <w:name w:val="Light Grid Accent 3"/>
-    <w:basedOn w:val="TableNormal"/>
+    <w:basedOn w:val="a3"/>
     <w:uiPriority w:val="62"/>
     <w:rsid w:val="00CB0664"/>
     <w:pPr>
@@ -3329,9 +3343,9 @@
       </w:tcPr>
     </w:tblStylePr>
   </w:style>
-  <w:style w:type="table" w:styleId="LightGrid-Accent4">
+  <w:style w:type="table" w:styleId="-41">
     <w:name w:val="Light Grid Accent 4"/>
-    <w:basedOn w:val="TableNormal"/>
+    <w:basedOn w:val="a3"/>
     <w:uiPriority w:val="62"/>
     <w:rsid w:val="00CB0664"/>
     <w:pPr>
@@ -3459,9 +3473,9 @@
       </w:tcPr>
     </w:tblStylePr>
   </w:style>
-  <w:style w:type="table" w:styleId="LightGrid-Accent5">
+  <w:style w:type="table" w:styleId="-51">
     <w:name w:val="Light Grid Accent 5"/>
-    <w:basedOn w:val="TableNormal"/>
+    <w:basedOn w:val="a3"/>
     <w:uiPriority w:val="62"/>
     <w:rsid w:val="00CB0664"/>
     <w:pPr>
@@ -3589,9 +3603,9 @@
       </w:tcPr>
     </w:tblStylePr>
   </w:style>
-  <w:style w:type="table" w:styleId="LightGrid-Accent6">
+  <w:style w:type="table" w:styleId="-61">
     <w:name w:val="Light Grid Accent 6"/>
-    <w:basedOn w:val="TableNormal"/>
+    <w:basedOn w:val="a3"/>
     <w:uiPriority w:val="62"/>
     <w:rsid w:val="00CB0664"/>
     <w:pPr>
@@ -3719,9 +3733,9 @@
       </w:tcPr>
     </w:tblStylePr>
   </w:style>
-  <w:style w:type="table" w:styleId="MediumShading1">
+  <w:style w:type="table" w:styleId="11">
     <w:name w:val="Medium Shading 1"/>
-    <w:basedOn w:val="TableNormal"/>
+    <w:basedOn w:val="a3"/>
     <w:uiPriority w:val="63"/>
     <w:rsid w:val="00CB0664"/>
     <w:pPr>
@@ -3825,9 +3839,9 @@
       </w:tcPr>
     </w:tblStylePr>
   </w:style>
-  <w:style w:type="table" w:styleId="MediumShading1-Accent1">
+  <w:style w:type="table" w:styleId="1-1">
     <w:name w:val="Medium Shading 1 Accent 1"/>
-    <w:basedOn w:val="TableNormal"/>
+    <w:basedOn w:val="a3"/>
     <w:uiPriority w:val="63"/>
     <w:rsid w:val="00CB0664"/>
     <w:pPr>
@@ -3931,9 +3945,9 @@
       </w:tcPr>
     </w:tblStylePr>
   </w:style>
-  <w:style w:type="table" w:styleId="MediumShading1-Accent2">
+  <w:style w:type="table" w:styleId="1-2">
     <w:name w:val="Medium Shading 1 Accent 2"/>
-    <w:basedOn w:val="TableNormal"/>
+    <w:basedOn w:val="a3"/>
     <w:uiPriority w:val="63"/>
     <w:rsid w:val="00CB0664"/>
     <w:pPr>
@@ -4037,9 +4051,9 @@
       </w:tcPr>
     </w:tblStylePr>
   </w:style>
-  <w:style w:type="table" w:styleId="MediumShading1-Accent3">
+  <w:style w:type="table" w:styleId="1-3">
     <w:name w:val="Medium Shading 1 Accent 3"/>
-    <w:basedOn w:val="TableNormal"/>
+    <w:basedOn w:val="a3"/>
     <w:uiPriority w:val="63"/>
     <w:rsid w:val="00CB0664"/>
     <w:pPr>
@@ -4143,9 +4157,9 @@
       </w:tcPr>
     </w:tblStylePr>
   </w:style>
-  <w:style w:type="table" w:styleId="MediumShading1-Accent4">
+  <w:style w:type="table" w:styleId="1-4">
     <w:name w:val="Medium Shading 1 Accent 4"/>
-    <w:basedOn w:val="TableNormal"/>
+    <w:basedOn w:val="a3"/>
     <w:uiPriority w:val="63"/>
     <w:rsid w:val="00CB0664"/>
     <w:pPr>
@@ -4249,9 +4263,9 @@
       </w:tcPr>
     </w:tblStylePr>
   </w:style>
-  <w:style w:type="table" w:styleId="MediumShading1-Accent5">
+  <w:style w:type="table" w:styleId="1-5">
     <w:name w:val="Medium Shading 1 Accent 5"/>
-    <w:basedOn w:val="TableNormal"/>
+    <w:basedOn w:val="a3"/>
     <w:uiPriority w:val="63"/>
     <w:rsid w:val="00CB0664"/>
     <w:pPr>
@@ -4355,9 +4369,9 @@
       </w:tcPr>
     </w:tblStylePr>
   </w:style>
-  <w:style w:type="table" w:styleId="MediumShading1-Accent6">
+  <w:style w:type="table" w:styleId="1-6">
     <w:name w:val="Medium Shading 1 Accent 6"/>
-    <w:basedOn w:val="TableNormal"/>
+    <w:basedOn w:val="a3"/>
     <w:uiPriority w:val="63"/>
     <w:rsid w:val="00CB0664"/>
     <w:pPr>
@@ -4461,9 +4475,9 @@
       </w:tcPr>
     </w:tblStylePr>
   </w:style>
-  <w:style w:type="table" w:styleId="MediumShading2">
+  <w:style w:type="table" w:styleId="29">
     <w:name w:val="Medium Shading 2"/>
-    <w:basedOn w:val="TableNormal"/>
+    <w:basedOn w:val="a3"/>
     <w:uiPriority w:val="64"/>
     <w:rsid w:val="00CB0664"/>
     <w:pPr>
@@ -4610,9 +4624,9 @@
       </w:tcPr>
     </w:tblStylePr>
   </w:style>
-  <w:style w:type="table" w:styleId="MediumShading2-Accent1">
+  <w:style w:type="table" w:styleId="2-1">
     <w:name w:val="Medium Shading 2 Accent 1"/>
-    <w:basedOn w:val="TableNormal"/>
+    <w:basedOn w:val="a3"/>
     <w:uiPriority w:val="64"/>
     <w:rsid w:val="00CB0664"/>
     <w:pPr>
@@ -4759,9 +4773,9 @@
       </w:tcPr>
     </w:tblStylePr>
   </w:style>
-  <w:style w:type="table" w:styleId="MediumShading2-Accent2">
+  <w:style w:type="table" w:styleId="2-2">
     <w:name w:val="Medium Shading 2 Accent 2"/>
-    <w:basedOn w:val="TableNormal"/>
+    <w:basedOn w:val="a3"/>
     <w:uiPriority w:val="64"/>
     <w:rsid w:val="00CB0664"/>
     <w:pPr>
@@ -4908,9 +4922,9 @@
       </w:tcPr>
     </w:tblStylePr>
   </w:style>
-  <w:style w:type="table" w:styleId="MediumShading2-Accent3">
+  <w:style w:type="table" w:styleId="2-3">
     <w:name w:val="Medium Shading 2 Accent 3"/>
-    <w:basedOn w:val="TableNormal"/>
+    <w:basedOn w:val="a3"/>
     <w:uiPriority w:val="64"/>
     <w:rsid w:val="00CB0664"/>
     <w:pPr>
@@ -5057,9 +5071,9 @@
       </w:tcPr>
     </w:tblStylePr>
   </w:style>
-  <w:style w:type="table" w:styleId="MediumShading2-Accent4">
+  <w:style w:type="table" w:styleId="2-4">
     <w:name w:val="Medium Shading 2 Accent 4"/>
-    <w:basedOn w:val="TableNormal"/>
+    <w:basedOn w:val="a3"/>
     <w:uiPriority w:val="64"/>
     <w:rsid w:val="00CB0664"/>
     <w:pPr>
@@ -5206,9 +5220,9 @@
       </w:tcPr>
     </w:tblStylePr>
   </w:style>
-  <w:style w:type="table" w:styleId="MediumShading2-Accent5">
+  <w:style w:type="table" w:styleId="2-5">
     <w:name w:val="Medium Shading 2 Accent 5"/>
-    <w:basedOn w:val="TableNormal"/>
+    <w:basedOn w:val="a3"/>
     <w:uiPriority w:val="64"/>
     <w:rsid w:val="00CB0664"/>
     <w:pPr>
@@ -5355,9 +5369,9 @@
       </w:tcPr>
     </w:tblStylePr>
   </w:style>
-  <w:style w:type="table" w:styleId="MediumShading2-Accent6">
+  <w:style w:type="table" w:styleId="2-6">
     <w:name w:val="Medium Shading 2 Accent 6"/>
-    <w:basedOn w:val="TableNormal"/>
+    <w:basedOn w:val="a3"/>
     <w:uiPriority w:val="64"/>
     <w:rsid w:val="00CB0664"/>
     <w:pPr>
@@ -5504,9 +5518,9 @@
       </w:tcPr>
     </w:tblStylePr>
   </w:style>
-  <w:style w:type="table" w:styleId="MediumList1">
+  <w:style w:type="table" w:styleId="12">
     <w:name w:val="Medium List 1"/>
-    <w:basedOn w:val="TableNormal"/>
+    <w:basedOn w:val="a3"/>
     <w:uiPriority w:val="65"/>
     <w:rsid w:val="00CB0664"/>
     <w:pPr>
@@ -5588,9 +5602,9 @@
       </w:tcPr>
     </w:tblStylePr>
   </w:style>
-  <w:style w:type="table" w:styleId="MediumList1-Accent1">
+  <w:style w:type="table" w:styleId="1-10">
     <w:name w:val="Medium List 1 Accent 1"/>
-    <w:basedOn w:val="TableNormal"/>
+    <w:basedOn w:val="a3"/>
     <w:uiPriority w:val="65"/>
     <w:rsid w:val="00CB0664"/>
     <w:pPr>
@@ -5672,9 +5686,9 @@
       </w:tcPr>
     </w:tblStylePr>
   </w:style>
-  <w:style w:type="table" w:styleId="MediumList1-Accent2">
+  <w:style w:type="table" w:styleId="1-20">
     <w:name w:val="Medium List 1 Accent 2"/>
-    <w:basedOn w:val="TableNormal"/>
+    <w:basedOn w:val="a3"/>
     <w:uiPriority w:val="65"/>
     <w:rsid w:val="00CB0664"/>
     <w:pPr>
@@ -5756,9 +5770,9 @@
       </w:tcPr>
     </w:tblStylePr>
   </w:style>
-  <w:style w:type="table" w:styleId="MediumList1-Accent3">
+  <w:style w:type="table" w:styleId="1-30">
     <w:name w:val="Medium List 1 Accent 3"/>
-    <w:basedOn w:val="TableNormal"/>
+    <w:basedOn w:val="a3"/>
     <w:uiPriority w:val="65"/>
     <w:rsid w:val="00CB0664"/>
     <w:pPr>
@@ -5840,9 +5854,9 @@
       </w:tcPr>
     </w:tblStylePr>
   </w:style>
-  <w:style w:type="table" w:styleId="MediumList1-Accent4">
+  <w:style w:type="table" w:styleId="1-40">
     <w:name w:val="Medium List 1 Accent 4"/>
-    <w:basedOn w:val="TableNormal"/>
+    <w:basedOn w:val="a3"/>
     <w:uiPriority w:val="65"/>
     <w:rsid w:val="00CB0664"/>
     <w:pPr>
@@ -5924,9 +5938,9 @@
       </w:tcPr>
     </w:tblStylePr>
   </w:style>
-  <w:style w:type="table" w:styleId="MediumList1-Accent5">
+  <w:style w:type="table" w:styleId="1-50">
     <w:name w:val="Medium List 1 Accent 5"/>
-    <w:basedOn w:val="TableNormal"/>
+    <w:basedOn w:val="a3"/>
     <w:uiPriority w:val="65"/>
     <w:rsid w:val="00CB0664"/>
     <w:pPr>
@@ -6008,9 +6022,9 @@
       </w:tcPr>
     </w:tblStylePr>
   </w:style>
-  <w:style w:type="table" w:styleId="MediumList1-Accent6">
+  <w:style w:type="table" w:styleId="1-60">
     <w:name w:val="Medium List 1 Accent 6"/>
-    <w:basedOn w:val="TableNormal"/>
+    <w:basedOn w:val="a3"/>
     <w:uiPriority w:val="65"/>
     <w:rsid w:val="00CB0664"/>
     <w:pPr>
@@ -6092,9 +6106,9 @@
       </w:tcPr>
     </w:tblStylePr>
   </w:style>
-  <w:style w:type="table" w:styleId="MediumList2">
+  <w:style w:type="table" w:styleId="2a">
     <w:name w:val="Medium List 2"/>
-    <w:basedOn w:val="TableNormal"/>
+    <w:basedOn w:val="a3"/>
     <w:uiPriority w:val="66"/>
     <w:rsid w:val="00CB0664"/>
     <w:pPr>
@@ -6220,9 +6234,9 @@
       </w:tcPr>
     </w:tblStylePr>
   </w:style>
-  <w:style w:type="table" w:styleId="MediumList2-Accent1">
+  <w:style w:type="table" w:styleId="2-10">
     <w:name w:val="Medium List 2 Accent 1"/>
-    <w:basedOn w:val="TableNormal"/>
+    <w:basedOn w:val="a3"/>
     <w:uiPriority w:val="66"/>
     <w:rsid w:val="00CB0664"/>
     <w:pPr>
@@ -6348,9 +6362,9 @@
       </w:tcPr>
     </w:tblStylePr>
   </w:style>
-  <w:style w:type="table" w:styleId="MediumList2-Accent2">
+  <w:style w:type="table" w:styleId="2-20">
     <w:name w:val="Medium List 2 Accent 2"/>
-    <w:basedOn w:val="TableNormal"/>
+    <w:basedOn w:val="a3"/>
     <w:uiPriority w:val="66"/>
     <w:rsid w:val="00CB0664"/>
     <w:pPr>
@@ -6476,9 +6490,9 @@
       </w:tcPr>
     </w:tblStylePr>
   </w:style>
-  <w:style w:type="table" w:styleId="MediumList2-Accent3">
+  <w:style w:type="table" w:styleId="2-30">
     <w:name w:val="Medium List 2 Accent 3"/>
-    <w:basedOn w:val="TableNormal"/>
+    <w:basedOn w:val="a3"/>
     <w:uiPriority w:val="66"/>
     <w:rsid w:val="00CB0664"/>
     <w:pPr>
@@ -6604,9 +6618,9 @@
       </w:tcPr>
     </w:tblStylePr>
   </w:style>
-  <w:style w:type="table" w:styleId="MediumList2-Accent4">
+  <w:style w:type="table" w:styleId="2-40">
     <w:name w:val="Medium List 2 Accent 4"/>
-    <w:basedOn w:val="TableNormal"/>
+    <w:basedOn w:val="a3"/>
     <w:uiPriority w:val="66"/>
     <w:rsid w:val="00CB0664"/>
     <w:pPr>
@@ -6732,9 +6746,9 @@
       </w:tcPr>
     </w:tblStylePr>
   </w:style>
-  <w:style w:type="table" w:styleId="MediumList2-Accent5">
+  <w:style w:type="table" w:styleId="2-50">
     <w:name w:val="Medium List 2 Accent 5"/>
-    <w:basedOn w:val="TableNormal"/>
+    <w:basedOn w:val="a3"/>
     <w:uiPriority w:val="66"/>
     <w:rsid w:val="00CB0664"/>
     <w:pPr>
@@ -6860,9 +6874,9 @@
       </w:tcPr>
     </w:tblStylePr>
   </w:style>
-  <w:style w:type="table" w:styleId="MediumList2-Accent6">
+  <w:style w:type="table" w:styleId="2-60">
     <w:name w:val="Medium List 2 Accent 6"/>
-    <w:basedOn w:val="TableNormal"/>
+    <w:basedOn w:val="a3"/>
     <w:uiPriority w:val="66"/>
     <w:rsid w:val="00CB0664"/>
     <w:pPr>
@@ -6988,9 +7002,9 @@
       </w:tcPr>
     </w:tblStylePr>
   </w:style>
-  <w:style w:type="table" w:styleId="MediumGrid1">
+  <w:style w:type="table" w:styleId="13">
     <w:name w:val="Medium Grid 1"/>
-    <w:basedOn w:val="TableNormal"/>
+    <w:basedOn w:val="a3"/>
     <w:uiPriority w:val="67"/>
     <w:rsid w:val="00CB0664"/>
     <w:pPr>
@@ -7061,9 +7075,9 @@
       </w:tcPr>
     </w:tblStylePr>
   </w:style>
-  <w:style w:type="table" w:styleId="MediumGrid1-Accent1">
+  <w:style w:type="table" w:styleId="1-11">
     <w:name w:val="Medium Grid 1 Accent 1"/>
-    <w:basedOn w:val="TableNormal"/>
+    <w:basedOn w:val="a3"/>
     <w:uiPriority w:val="67"/>
     <w:rsid w:val="00CB0664"/>
     <w:pPr>
@@ -7134,9 +7148,9 @@
       </w:tcPr>
     </w:tblStylePr>
   </w:style>
-  <w:style w:type="table" w:styleId="MediumGrid1-Accent2">
+  <w:style w:type="table" w:styleId="1-21">
     <w:name w:val="Medium Grid 1 Accent 2"/>
-    <w:basedOn w:val="TableNormal"/>
+    <w:basedOn w:val="a3"/>
     <w:uiPriority w:val="67"/>
     <w:rsid w:val="00CB0664"/>
     <w:pPr>
@@ -7207,9 +7221,9 @@
       </w:tcPr>
     </w:tblStylePr>
   </w:style>
-  <w:style w:type="table" w:styleId="MediumGrid1-Accent3">
+  <w:style w:type="table" w:styleId="1-31">
     <w:name w:val="Medium Grid 1 Accent 3"/>
-    <w:basedOn w:val="TableNormal"/>
+    <w:basedOn w:val="a3"/>
     <w:uiPriority w:val="67"/>
     <w:rsid w:val="00CB0664"/>
     <w:pPr>
@@ -7280,9 +7294,9 @@
       </w:tcPr>
     </w:tblStylePr>
   </w:style>
-  <w:style w:type="table" w:styleId="MediumGrid1-Accent4">
+  <w:style w:type="table" w:styleId="1-41">
     <w:name w:val="Medium Grid 1 Accent 4"/>
-    <w:basedOn w:val="TableNormal"/>
+    <w:basedOn w:val="a3"/>
     <w:uiPriority w:val="67"/>
     <w:rsid w:val="00CB0664"/>
     <w:pPr>
@@ -7353,9 +7367,9 @@
       </w:tcPr>
     </w:tblStylePr>
   </w:style>
-  <w:style w:type="table" w:styleId="MediumGrid1-Accent5">
+  <w:style w:type="table" w:styleId="1-51">
     <w:name w:val="Medium Grid 1 Accent 5"/>
-    <w:basedOn w:val="TableNormal"/>
+    <w:basedOn w:val="a3"/>
     <w:uiPriority w:val="67"/>
     <w:rsid w:val="00CB0664"/>
     <w:pPr>
@@ -7426,9 +7440,9 @@
       </w:tcPr>
     </w:tblStylePr>
   </w:style>
-  <w:style w:type="table" w:styleId="MediumGrid1-Accent6">
+  <w:style w:type="table" w:styleId="1-61">
     <w:name w:val="Medium Grid 1 Accent 6"/>
-    <w:basedOn w:val="TableNormal"/>
+    <w:basedOn w:val="a3"/>
     <w:uiPriority w:val="67"/>
     <w:rsid w:val="00CB0664"/>
     <w:pPr>
@@ -7499,9 +7513,9 @@
       </w:tcPr>
     </w:tblStylePr>
   </w:style>
-  <w:style w:type="table" w:styleId="MediumGrid2">
+  <w:style w:type="table" w:styleId="2b">
     <w:name w:val="Medium Grid 2"/>
-    <w:basedOn w:val="TableNormal"/>
+    <w:basedOn w:val="a3"/>
     <w:uiPriority w:val="68"/>
     <w:rsid w:val="00CB0664"/>
     <w:pPr>
@@ -7624,9 +7638,9 @@
       </w:tcPr>
     </w:tblStylePr>
   </w:style>
-  <w:style w:type="table" w:styleId="MediumGrid2-Accent1">
+  <w:style w:type="table" w:styleId="2-11">
     <w:name w:val="Medium Grid 2 Accent 1"/>
-    <w:basedOn w:val="TableNormal"/>
+    <w:basedOn w:val="a3"/>
     <w:uiPriority w:val="68"/>
     <w:rsid w:val="00CB0664"/>
     <w:pPr>
@@ -7749,9 +7763,9 @@
       </w:tcPr>
     </w:tblStylePr>
   </w:style>
-  <w:style w:type="table" w:styleId="MediumGrid2-Accent2">
+  <w:style w:type="table" w:styleId="2-21">
     <w:name w:val="Medium Grid 2 Accent 2"/>
-    <w:basedOn w:val="TableNormal"/>
+    <w:basedOn w:val="a3"/>
     <w:uiPriority w:val="68"/>
     <w:rsid w:val="00CB0664"/>
     <w:pPr>
@@ -7874,9 +7888,9 @@
       </w:tcPr>
     </w:tblStylePr>
   </w:style>
-  <w:style w:type="table" w:styleId="MediumGrid2-Accent3">
+  <w:style w:type="table" w:styleId="2-31">
     <w:name w:val="Medium Grid 2 Accent 3"/>
-    <w:basedOn w:val="TableNormal"/>
+    <w:basedOn w:val="a3"/>
     <w:uiPriority w:val="68"/>
     <w:rsid w:val="00CB0664"/>
     <w:pPr>
@@ -7999,9 +8013,9 @@
       </w:tcPr>
     </w:tblStylePr>
   </w:style>
-  <w:style w:type="table" w:styleId="MediumGrid2-Accent4">
+  <w:style w:type="table" w:styleId="2-41">
     <w:name w:val="Medium Grid 2 Accent 4"/>
-    <w:basedOn w:val="TableNormal"/>
+    <w:basedOn w:val="a3"/>
     <w:uiPriority w:val="68"/>
     <w:rsid w:val="00CB0664"/>
     <w:pPr>
@@ -8124,9 +8138,9 @@
       </w:tcPr>
     </w:tblStylePr>
   </w:style>
-  <w:style w:type="table" w:styleId="MediumGrid2-Accent5">
+  <w:style w:type="table" w:styleId="2-51">
     <w:name w:val="Medium Grid 2 Accent 5"/>
-    <w:basedOn w:val="TableNormal"/>
+    <w:basedOn w:val="a3"/>
     <w:uiPriority w:val="68"/>
     <w:rsid w:val="00CB0664"/>
     <w:pPr>
@@ -8249,9 +8263,9 @@
       </w:tcPr>
     </w:tblStylePr>
   </w:style>
-  <w:style w:type="table" w:styleId="MediumGrid2-Accent6">
+  <w:style w:type="table" w:styleId="2-61">
     <w:name w:val="Medium Grid 2 Accent 6"/>
-    <w:basedOn w:val="TableNormal"/>
+    <w:basedOn w:val="a3"/>
     <w:uiPriority w:val="68"/>
     <w:rsid w:val="00CB0664"/>
     <w:pPr>
@@ -8374,9 +8388,9 @@
       </w:tcPr>
     </w:tblStylePr>
   </w:style>
-  <w:style w:type="table" w:styleId="MediumGrid3">
+  <w:style w:type="table" w:styleId="37">
     <w:name w:val="Medium Grid 3"/>
-    <w:basedOn w:val="TableNormal"/>
+    <w:basedOn w:val="a3"/>
     <w:uiPriority w:val="69"/>
     <w:rsid w:val="00CB0664"/>
     <w:pPr>
@@ -8515,9 +8529,9 @@
       </w:tcPr>
     </w:tblStylePr>
   </w:style>
-  <w:style w:type="table" w:styleId="MediumGrid3-Accent1">
+  <w:style w:type="table" w:styleId="3-1">
     <w:name w:val="Medium Grid 3 Accent 1"/>
-    <w:basedOn w:val="TableNormal"/>
+    <w:basedOn w:val="a3"/>
     <w:uiPriority w:val="69"/>
     <w:rsid w:val="00CB0664"/>
     <w:pPr>
@@ -8656,9 +8670,9 @@
       </w:tcPr>
     </w:tblStylePr>
   </w:style>
-  <w:style w:type="table" w:styleId="MediumGrid3-Accent2">
+  <w:style w:type="table" w:styleId="3-2">
     <w:name w:val="Medium Grid 3 Accent 2"/>
-    <w:basedOn w:val="TableNormal"/>
+    <w:basedOn w:val="a3"/>
     <w:uiPriority w:val="69"/>
     <w:rsid w:val="00CB0664"/>
     <w:pPr>
@@ -8797,9 +8811,9 @@
       </w:tcPr>
     </w:tblStylePr>
   </w:style>
-  <w:style w:type="table" w:styleId="MediumGrid3-Accent3">
+  <w:style w:type="table" w:styleId="3-3">
     <w:name w:val="Medium Grid 3 Accent 3"/>
-    <w:basedOn w:val="TableNormal"/>
+    <w:basedOn w:val="a3"/>
     <w:uiPriority w:val="69"/>
     <w:rsid w:val="00CB0664"/>
     <w:pPr>
@@ -8938,9 +8952,9 @@
       </w:tcPr>
     </w:tblStylePr>
   </w:style>
-  <w:style w:type="table" w:styleId="MediumGrid3-Accent4">
+  <w:style w:type="table" w:styleId="3-4">
     <w:name w:val="Medium Grid 3 Accent 4"/>
-    <w:basedOn w:val="TableNormal"/>
+    <w:basedOn w:val="a3"/>
     <w:uiPriority w:val="69"/>
     <w:rsid w:val="00CB0664"/>
     <w:pPr>
@@ -9079,9 +9093,9 @@
       </w:tcPr>
     </w:tblStylePr>
   </w:style>
-  <w:style w:type="table" w:styleId="MediumGrid3-Accent5">
+  <w:style w:type="table" w:styleId="3-5">
     <w:name w:val="Medium Grid 3 Accent 5"/>
-    <w:basedOn w:val="TableNormal"/>
+    <w:basedOn w:val="a3"/>
     <w:uiPriority w:val="69"/>
     <w:rsid w:val="00CB0664"/>
     <w:pPr>
@@ -9220,9 +9234,9 @@
       </w:tcPr>
     </w:tblStylePr>
   </w:style>
-  <w:style w:type="table" w:styleId="MediumGrid3-Accent6">
+  <w:style w:type="table" w:styleId="3-6">
     <w:name w:val="Medium Grid 3 Accent 6"/>
-    <w:basedOn w:val="TableNormal"/>
+    <w:basedOn w:val="a3"/>
     <w:uiPriority w:val="69"/>
     <w:rsid w:val="00CB0664"/>
     <w:pPr>
@@ -9361,9 +9375,9 @@
       </w:tcPr>
     </w:tblStylePr>
   </w:style>
-  <w:style w:type="table" w:styleId="DarkList">
+  <w:style w:type="table" w:styleId="aff4">
     <w:name w:val="Dark List"/>
-    <w:basedOn w:val="TableNormal"/>
+    <w:basedOn w:val="a3"/>
     <w:uiPriority w:val="70"/>
     <w:rsid w:val="00CB0664"/>
     <w:pPr>
@@ -9475,9 +9489,9 @@
       </w:tcPr>
     </w:tblStylePr>
   </w:style>
-  <w:style w:type="table" w:styleId="DarkList-Accent1">
+  <w:style w:type="table" w:styleId="-12">
     <w:name w:val="Dark List Accent 1"/>
-    <w:basedOn w:val="TableNormal"/>
+    <w:basedOn w:val="a3"/>
     <w:uiPriority w:val="70"/>
     <w:rsid w:val="00CB0664"/>
     <w:pPr>
@@ -9589,9 +9603,9 @@
       </w:tcPr>
     </w:tblStylePr>
   </w:style>
-  <w:style w:type="table" w:styleId="DarkList-Accent2">
+  <w:style w:type="table" w:styleId="-22">
     <w:name w:val="Dark List Accent 2"/>
-    <w:basedOn w:val="TableNormal"/>
+    <w:basedOn w:val="a3"/>
     <w:uiPriority w:val="70"/>
     <w:rsid w:val="00CB0664"/>
     <w:pPr>
@@ -9703,9 +9717,9 @@
       </w:tcPr>
     </w:tblStylePr>
   </w:style>
-  <w:style w:type="table" w:styleId="DarkList-Accent3">
+  <w:style w:type="table" w:styleId="-32">
     <w:name w:val="Dark List Accent 3"/>
-    <w:basedOn w:val="TableNormal"/>
+    <w:basedOn w:val="a3"/>
     <w:uiPriority w:val="70"/>
     <w:rsid w:val="00CB0664"/>
     <w:pPr>
@@ -9817,9 +9831,9 @@
       </w:tcPr>
     </w:tblStylePr>
   </w:style>
-  <w:style w:type="table" w:styleId="DarkList-Accent4">
+  <w:style w:type="table" w:styleId="-42">
     <w:name w:val="Dark List Accent 4"/>
-    <w:basedOn w:val="TableNormal"/>
+    <w:basedOn w:val="a3"/>
     <w:uiPriority w:val="70"/>
     <w:rsid w:val="00CB0664"/>
     <w:pPr>
@@ -9931,9 +9945,9 @@
       </w:tcPr>
     </w:tblStylePr>
   </w:style>
-  <w:style w:type="table" w:styleId="DarkList-Accent5">
+  <w:style w:type="table" w:styleId="-52">
     <w:name w:val="Dark List Accent 5"/>
-    <w:basedOn w:val="TableNormal"/>
+    <w:basedOn w:val="a3"/>
     <w:uiPriority w:val="70"/>
     <w:rsid w:val="00CB0664"/>
     <w:pPr>
@@ -10045,9 +10059,9 @@
       </w:tcPr>
     </w:tblStylePr>
   </w:style>
-  <w:style w:type="table" w:styleId="DarkList-Accent6">
+  <w:style w:type="table" w:styleId="-62">
     <w:name w:val="Dark List Accent 6"/>
-    <w:basedOn w:val="TableNormal"/>
+    <w:basedOn w:val="a3"/>
     <w:uiPriority w:val="70"/>
     <w:rsid w:val="00CB0664"/>
     <w:pPr>
@@ -10159,9 +10173,9 @@
       </w:tcPr>
     </w:tblStylePr>
   </w:style>
-  <w:style w:type="table" w:styleId="ColorfulShading">
+  <w:style w:type="table" w:styleId="aff5">
     <w:name w:val="Colorful Shading"/>
-    <w:basedOn w:val="TableNormal"/>
+    <w:basedOn w:val="a3"/>
     <w:uiPriority w:val="71"/>
     <w:rsid w:val="00CB0664"/>
     <w:pPr>
@@ -10281,9 +10295,9 @@
       </w:rPr>
     </w:tblStylePr>
   </w:style>
-  <w:style w:type="table" w:styleId="ColorfulShading-Accent1">
+  <w:style w:type="table" w:styleId="-13">
     <w:name w:val="Colorful Shading Accent 1"/>
-    <w:basedOn w:val="TableNormal"/>
+    <w:basedOn w:val="a3"/>
     <w:uiPriority w:val="71"/>
     <w:rsid w:val="00CB0664"/>
     <w:pPr>
@@ -10403,9 +10417,9 @@
       </w:rPr>
     </w:tblStylePr>
   </w:style>
-  <w:style w:type="table" w:styleId="ColorfulShading-Accent2">
+  <w:style w:type="table" w:styleId="-23">
     <w:name w:val="Colorful Shading Accent 2"/>
-    <w:basedOn w:val="TableNormal"/>
+    <w:basedOn w:val="a3"/>
     <w:uiPriority w:val="71"/>
     <w:rsid w:val="00CB0664"/>
     <w:pPr>
@@ -10525,9 +10539,9 @@
       </w:rPr>
     </w:tblStylePr>
   </w:style>
-  <w:style w:type="table" w:styleId="ColorfulShading-Accent3">
+  <w:style w:type="table" w:styleId="-33">
     <w:name w:val="Colorful Shading Accent 3"/>
-    <w:basedOn w:val="TableNormal"/>
+    <w:basedOn w:val="a3"/>
     <w:uiPriority w:val="71"/>
     <w:rsid w:val="00CB0664"/>
     <w:pPr>
@@ -10637,9 +10651,9 @@
       </w:tcPr>
     </w:tblStylePr>
   </w:style>
-  <w:style w:type="table" w:styleId="ColorfulShading-Accent4">
+  <w:style w:type="table" w:styleId="-43">
     <w:name w:val="Colorful Shading Accent 4"/>
-    <w:basedOn w:val="TableNormal"/>
+    <w:basedOn w:val="a3"/>
     <w:uiPriority w:val="71"/>
     <w:rsid w:val="00CB0664"/>
     <w:pPr>
@@ -10759,9 +10773,9 @@
       </w:rPr>
     </w:tblStylePr>
   </w:style>
-  <w:style w:type="table" w:styleId="ColorfulShading-Accent5">
+  <w:style w:type="table" w:styleId="-53">
     <w:name w:val="Colorful Shading Accent 5"/>
-    <w:basedOn w:val="TableNormal"/>
+    <w:basedOn w:val="a3"/>
     <w:uiPriority w:val="71"/>
     <w:rsid w:val="00CB0664"/>
     <w:pPr>
@@ -10881,9 +10895,9 @@
       </w:rPr>
     </w:tblStylePr>
   </w:style>
-  <w:style w:type="table" w:styleId="ColorfulShading-Accent6">
+  <w:style w:type="table" w:styleId="-63">
     <w:name w:val="Colorful Shading Accent 6"/>
-    <w:basedOn w:val="TableNormal"/>
+    <w:basedOn w:val="a3"/>
     <w:uiPriority w:val="71"/>
     <w:rsid w:val="00CB0664"/>
     <w:pPr>
@@ -11003,9 +11017,9 @@
       </w:rPr>
     </w:tblStylePr>
   </w:style>
-  <w:style w:type="table" w:styleId="ColorfulList">
+  <w:style w:type="table" w:styleId="aff6">
     <w:name w:val="Colorful List"/>
-    <w:basedOn w:val="TableNormal"/>
+    <w:basedOn w:val="a3"/>
     <w:uiPriority w:val="72"/>
     <w:rsid w:val="00CB0664"/>
     <w:pPr>
@@ -11089,9 +11103,9 @@
       </w:tcPr>
     </w:tblStylePr>
   </w:style>
-  <w:style w:type="table" w:styleId="ColorfulList-Accent1">
+  <w:style w:type="table" w:styleId="-14">
     <w:name w:val="Colorful List Accent 1"/>
-    <w:basedOn w:val="TableNormal"/>
+    <w:basedOn w:val="a3"/>
     <w:uiPriority w:val="72"/>
     <w:rsid w:val="00CB0664"/>
     <w:pPr>
@@ -11175,9 +11189,9 @@
       </w:tcPr>
     </w:tblStylePr>
   </w:style>
-  <w:style w:type="table" w:styleId="ColorfulList-Accent2">
+  <w:style w:type="table" w:styleId="-24">
     <w:name w:val="Colorful List Accent 2"/>
-    <w:basedOn w:val="TableNormal"/>
+    <w:basedOn w:val="a3"/>
     <w:uiPriority w:val="72"/>
     <w:rsid w:val="00CB0664"/>
     <w:pPr>
@@ -11261,9 +11275,9 @@
       </w:tcPr>
     </w:tblStylePr>
   </w:style>
-  <w:style w:type="table" w:styleId="ColorfulList-Accent3">
+  <w:style w:type="table" w:styleId="-34">
     <w:name w:val="Colorful List Accent 3"/>
-    <w:basedOn w:val="TableNormal"/>
+    <w:basedOn w:val="a3"/>
     <w:uiPriority w:val="72"/>
     <w:rsid w:val="00CB0664"/>
     <w:pPr>
@@ -11347,9 +11361,9 @@
       </w:tcPr>
     </w:tblStylePr>
   </w:style>
-  <w:style w:type="table" w:styleId="ColorfulList-Accent4">
+  <w:style w:type="table" w:styleId="-44">
     <w:name w:val="Colorful List Accent 4"/>
-    <w:basedOn w:val="TableNormal"/>
+    <w:basedOn w:val="a3"/>
     <w:uiPriority w:val="72"/>
     <w:rsid w:val="00CB0664"/>
     <w:pPr>
@@ -11433,9 +11447,9 @@
       </w:tcPr>
     </w:tblStylePr>
   </w:style>
-  <w:style w:type="table" w:styleId="ColorfulList-Accent5">
+  <w:style w:type="table" w:styleId="-54">
     <w:name w:val="Colorful List Accent 5"/>
-    <w:basedOn w:val="TableNormal"/>
+    <w:basedOn w:val="a3"/>
     <w:uiPriority w:val="72"/>
     <w:rsid w:val="00CB0664"/>
     <w:pPr>
@@ -11519,9 +11533,9 @@
       </w:tcPr>
     </w:tblStylePr>
   </w:style>
-  <w:style w:type="table" w:styleId="ColorfulList-Accent6">
+  <w:style w:type="table" w:styleId="-64">
     <w:name w:val="Colorful List Accent 6"/>
-    <w:basedOn w:val="TableNormal"/>
+    <w:basedOn w:val="a3"/>
     <w:uiPriority w:val="72"/>
     <w:rsid w:val="00CB0664"/>
     <w:pPr>
@@ -11605,9 +11619,9 @@
       </w:tcPr>
     </w:tblStylePr>
   </w:style>
-  <w:style w:type="table" w:styleId="ColorfulGrid">
+  <w:style w:type="table" w:styleId="aff7">
     <w:name w:val="Colorful Grid"/>
-    <w:basedOn w:val="TableNormal"/>
+    <w:basedOn w:val="a3"/>
     <w:uiPriority w:val="73"/>
     <w:rsid w:val="00CB0664"/>
     <w:pPr>
@@ -11685,9 +11699,9 @@
       </w:tcPr>
     </w:tblStylePr>
   </w:style>
-  <w:style w:type="table" w:styleId="ColorfulGrid-Accent1">
+  <w:style w:type="table" w:styleId="-15">
     <w:name w:val="Colorful Grid Accent 1"/>
-    <w:basedOn w:val="TableNormal"/>
+    <w:basedOn w:val="a3"/>
     <w:uiPriority w:val="73"/>
     <w:rsid w:val="00CB0664"/>
     <w:pPr>
@@ -11765,9 +11779,9 @@
       </w:tcPr>
     </w:tblStylePr>
   </w:style>
-  <w:style w:type="table" w:styleId="ColorfulGrid-Accent2">
+  <w:style w:type="table" w:styleId="-25">
     <w:name w:val="Colorful Grid Accent 2"/>
-    <w:basedOn w:val="TableNormal"/>
+    <w:basedOn w:val="a3"/>
     <w:uiPriority w:val="73"/>
     <w:rsid w:val="00CB0664"/>
     <w:pPr>
@@ -11845,9 +11859,9 @@
       </w:tcPr>
     </w:tblStylePr>
   </w:style>
-  <w:style w:type="table" w:styleId="ColorfulGrid-Accent3">
+  <w:style w:type="table" w:styleId="-35">
     <w:name w:val="Colorful Grid Accent 3"/>
-    <w:basedOn w:val="TableNormal"/>
+    <w:basedOn w:val="a3"/>
     <w:uiPriority w:val="73"/>
     <w:rsid w:val="00CB0664"/>
     <w:pPr>
@@ -11925,9 +11939,9 @@
       </w:tcPr>
     </w:tblStylePr>
   </w:style>
-  <w:style w:type="table" w:styleId="ColorfulGrid-Accent4">
+  <w:style w:type="table" w:styleId="-45">
     <w:name w:val="Colorful Grid Accent 4"/>
-    <w:basedOn w:val="TableNormal"/>
+    <w:basedOn w:val="a3"/>
     <w:uiPriority w:val="73"/>
     <w:rsid w:val="00CB0664"/>
     <w:pPr>
@@ -12005,9 +12019,9 @@
       </w:tcPr>
     </w:tblStylePr>
   </w:style>
-  <w:style w:type="table" w:styleId="ColorfulGrid-Accent5">
+  <w:style w:type="table" w:styleId="-55">
     <w:name w:val="Colorful Grid Accent 5"/>
-    <w:basedOn w:val="TableNormal"/>
+    <w:basedOn w:val="a3"/>
     <w:uiPriority w:val="73"/>
     <w:rsid w:val="00CB0664"/>
     <w:pPr>
@@ -12085,9 +12099,9 @@
       </w:tcPr>
     </w:tblStylePr>
   </w:style>
-  <w:style w:type="table" w:styleId="ColorfulGrid-Accent6">
+  <w:style w:type="table" w:styleId="-65">
     <w:name w:val="Colorful Grid Accent 6"/>
-    <w:basedOn w:val="TableNormal"/>
+    <w:basedOn w:val="a3"/>
     <w:uiPriority w:val="73"/>
     <w:rsid w:val="00CB0664"/>
     <w:pPr>
